--- a/fichas/lengua/ficha_lengua_narrativa_5.docx
+++ b/fichas/lengua/ficha_lengua_narrativa_5.docx
@@ -699,6 +699,267 @@
     </w:p>
     <w:p>
       <w:pPr>
+        <w:spacing w:after="40"/>
+      </w:pPr>
+    </w:p>
+    <w:tbl>
+      <w:tblPr>
+        <w:tblW w:type="auto" w:w="0"/>
+        <w:jc w:val="left"/>
+        <w:tblLayout w:type="fixed"/>
+        <w:tblLook w:firstColumn="1" w:firstRow="1" w:lastColumn="0" w:lastRow="0" w:noHBand="0" w:noVBand="1" w:val="04A0"/>
+        <w:tblLayout w:type="fixed"/>
+        <w:tblW w:w="10034" w:type="dxa"/>
+        <w:tblInd w:w="0" w:type="dxa"/>
+      </w:tblPr>
+      <w:tblGrid>
+        <w:gridCol w:w="10092"/>
+      </w:tblGrid>
+      <w:tr>
+        <w:tc>
+          <w:tcPr>
+            <w:tcW w:type="dxa" w:w="10035"/>
+            <w:shd w:val="clear" w:color="auto" w:fill="595959"/>
+            <w:tcBorders>
+              <w:top w:val="single" w:sz="4" w:space="0" w:color="595959"/>
+              <w:left w:val="single" w:sz="4" w:space="0" w:color="595959"/>
+              <w:bottom w:val="single" w:sz="4" w:space="0" w:color="595959"/>
+              <w:right w:val="single" w:sz="4" w:space="0" w:color="595959"/>
+            </w:tcBorders>
+          </w:tcPr>
+          <w:p>
+            <w:pPr>
+              <w:spacing w:before="60" w:after="60"/>
+            </w:pPr>
+            <w:r>
+              <w:rPr>
+                <w:b/>
+                <w:color w:val="FFFFFF"/>
+                <w:sz w:val="25"/>
+              </w:rPr>
+              <w:t>4. VERDADERO O FALSO — Repasa lo aprendido</w:t>
+            </w:r>
+          </w:p>
+        </w:tc>
+      </w:tr>
+    </w:tbl>
+    <w:p>
+      <w:pPr>
+        <w:spacing w:after="40"/>
+      </w:pPr>
+    </w:p>
+    <w:p>
+      <w:pPr>
+        <w:spacing w:after="80"/>
+      </w:pPr>
+      <w:r>
+        <w:rPr>
+          <w:i/>
+          <w:sz w:val="22"/>
+        </w:rPr>
+        <w:t>Indica si cada afirmación es verdadera (V) o falsa (F).</w:t>
+      </w:r>
+    </w:p>
+    <w:p>
+      <w:pPr>
+        <w:spacing w:after="160"/>
+      </w:pPr>
+      <w:r>
+        <w:rPr>
+          <w:sz w:val="22"/>
+        </w:rPr>
+        <w:t xml:space="preserve">1. El cuento, la novela y la leyenda son géneros narrativos. → ______________________</w:t>
+      </w:r>
+    </w:p>
+    <w:p>
+      <w:pPr>
+        <w:spacing w:after="160"/>
+      </w:pPr>
+      <w:r>
+        <w:rPr>
+          <w:sz w:val="22"/>
+        </w:rPr>
+        <w:t xml:space="preserve">2. Toda narración tiene narrador, personajes, espacio y tiempo. → ______________________</w:t>
+      </w:r>
+    </w:p>
+    <w:p>
+      <w:pPr>
+        <w:spacing w:after="160"/>
+      </w:pPr>
+      <w:r>
+        <w:rPr>
+          <w:sz w:val="22"/>
+        </w:rPr>
+        <w:t xml:space="preserve">3. El nudo es la parte final de la narración. → ______________________</w:t>
+      </w:r>
+    </w:p>
+    <w:p>
+      <w:pPr>
+        <w:spacing w:after="160"/>
+      </w:pPr>
+      <w:r>
+        <w:rPr>
+          <w:sz w:val="22"/>
+        </w:rPr>
+        <w:t xml:space="preserve">4. El planteamiento presenta la situación inicial de la historia. → ______________________</w:t>
+      </w:r>
+    </w:p>
+    <w:p>
+      <w:pPr>
+        <w:spacing w:after="160"/>
+      </w:pPr>
+      <w:r>
+        <w:rPr>
+          <w:sz w:val="22"/>
+        </w:rPr>
+        <w:t xml:space="preserve">5. El desenlace es cómo termina la historia. → ______________________</w:t>
+      </w:r>
+    </w:p>
+    <w:p>
+      <w:pPr>
+        <w:spacing w:after="160"/>
+      </w:pPr>
+      <w:r>
+        <w:rPr>
+          <w:sz w:val="22"/>
+        </w:rPr>
+        <w:t xml:space="preserve">6. Un narrador en primera persona cuenta la historia como "él/ella". → ______________________</w:t>
+      </w:r>
+    </w:p>
+    <w:p>
+      <w:pPr>
+        <w:spacing w:after="160"/>
+      </w:pPr>
+      <w:r>
+        <w:rPr>
+          <w:sz w:val="22"/>
+        </w:rPr>
+        <w:t xml:space="preserve">7. Un narrador en tercera persona cuenta la historia desde fuera. → ______________________</w:t>
+      </w:r>
+    </w:p>
+    <w:p>
+      <w:pPr>
+        <w:spacing w:after="160"/>
+      </w:pPr>
+      <w:r>
+        <w:rPr>
+          <w:sz w:val="22"/>
+        </w:rPr>
+        <w:t xml:space="preserve">8. Las narraciones nunca tienen un espacio ni un tiempo definido. → ______________________</w:t>
+      </w:r>
+    </w:p>
+    <w:p>
+      <w:pPr>
+        <w:spacing w:after="160"/>
+      </w:pPr>
+      <w:r>
+        <w:rPr>
+          <w:sz w:val="22"/>
+        </w:rPr>
+        <w:t xml:space="preserve">9. El cuento suele ser más breve que la novela. → ______________________</w:t>
+      </w:r>
+    </w:p>
+    <w:p>
+      <w:pPr>
+        <w:spacing w:after="160"/>
+      </w:pPr>
+      <w:r>
+        <w:rPr>
+          <w:sz w:val="22"/>
+        </w:rPr>
+        <w:t xml:space="preserve">10. La leyenda suele explicar el origen de algo mezclando realidad y fantasía. → ______________________</w:t>
+      </w:r>
+    </w:p>
+    <w:p>
+      <w:pPr>
+        <w:spacing w:after="160"/>
+      </w:pPr>
+      <w:r>
+        <w:rPr>
+          <w:sz w:val="22"/>
+        </w:rPr>
+        <w:t xml:space="preserve">11. Los personajes principales se llaman siempre "narradores". → ______________________</w:t>
+      </w:r>
+    </w:p>
+    <w:p>
+      <w:pPr>
+        <w:spacing w:after="160"/>
+      </w:pPr>
+      <w:r>
+        <w:rPr>
+          <w:sz w:val="22"/>
+        </w:rPr>
+        <w:t xml:space="preserve">12. El espacio de una narración es el lugar donde ocurre la historia. → ______________________</w:t>
+      </w:r>
+    </w:p>
+    <w:p>
+      <w:pPr>
+        <w:spacing w:after="160"/>
+      </w:pPr>
+      <w:r>
+        <w:rPr>
+          <w:sz w:val="22"/>
+        </w:rPr>
+        <w:t xml:space="preserve">13. El tiempo de una narración indica cuándo ocurren los hechos. → ______________________</w:t>
+      </w:r>
+    </w:p>
+    <w:p>
+      <w:pPr>
+        <w:spacing w:after="160"/>
+      </w:pPr>
+      <w:r>
+        <w:rPr>
+          <w:sz w:val="22"/>
+        </w:rPr>
+        <w:t xml:space="preserve">14. Una historia puede tener varios personajes secundarios además del protagonista. → ______________________</w:t>
+      </w:r>
+    </w:p>
+    <w:p>
+      <w:pPr>
+        <w:spacing w:after="160"/>
+      </w:pPr>
+      <w:r>
+        <w:rPr>
+          <w:sz w:val="22"/>
+        </w:rPr>
+        <w:t xml:space="preserve">15. El desenlace siempre ocurre al principio de la historia. → ______________________</w:t>
+      </w:r>
+    </w:p>
+    <w:p>
+      <w:pPr>
+        <w:spacing w:after="160"/>
+      </w:pPr>
+      <w:r>
+        <w:rPr>
+          <w:sz w:val="22"/>
+        </w:rPr>
+        <w:t xml:space="preserve">16. La leyenda suele transmitirse de generación en generación. → ______________________</w:t>
+      </w:r>
+    </w:p>
+    <w:p>
+      <w:pPr>
+        <w:spacing w:after="160"/>
+      </w:pPr>
+      <w:r>
+        <w:rPr>
+          <w:sz w:val="22"/>
+        </w:rPr>
+        <w:t xml:space="preserve">17. El narrador es quien cuenta lo que sucede en la historia. → ______________________</w:t>
+      </w:r>
+    </w:p>
+    <w:p>
+      <w:pPr>
+        <w:spacing w:after="160"/>
+      </w:pPr>
+      <w:r>
+        <w:rPr>
+          <w:sz w:val="22"/>
+        </w:rPr>
+        <w:t xml:space="preserve">18. Conocer la estructura narrativa ayuda a escribir mejores historias. → ______________________</w:t>
+      </w:r>
+    </w:p>
+    <w:p>
+      <w:pPr>
         <w:spacing w:before="200"/>
         <w:jc w:val="center"/>
       </w:pPr>
